--- a/docs/Specification-fonctionnelle-PathFinder-CSharp.docx
+++ b/docs/Specification-fonctionnelle-PathFinder-CSharp.docx
@@ -108,7 +108,7 @@
               <w:rPr>
                 <w:sz w:val="20"/>
               </w:rPr>
-              <w:t>3.3</w:t>
+              <w:t>3.4</w:t>
             </w:r>
           </w:p>
         </w:tc>
@@ -317,7 +317,7 @@
           <w:b w:val="0"/>
           <w:i/>
         </w:rPr>
-        <w:t>Évolutions : v1.0 décrivait dotnet-angular-mvc/ (API + Angular). v2.0 a ré-orienté la cible vers l'implémentation MVC pure (dotnet-mvc/). v2.1 a ajouté la comparaison de BFS avec les autres algorithmes. v3.0 place les familles de graphes et les définitions (graphe, DAG…) en tête de document (chapitre 2) et ajoute le chapitre 11, « Pistes d'amélioration de la base de données » (indexation, table d'arêtes normalisée, pré-calcul des composantes, graphe en mémoire). v3.1–3.2 détaillent le « scan » du § 11.4 (analogie des îles, code Union-Find). v3.3 détaille et implémente le § 11.5 (condensation SCC : Kosaraju, graphe condensé, verdict d'existence orientée exact) dans dotnet-new-scan/.</w:t>
+        <w:t>Évolutions : v1.0 décrivait dotnet-angular-mvc/ (API + Angular). v2.0 a ré-orienté la cible vers l'implémentation MVC pure (dotnet-mvc/). v2.1 a ajouté la comparaison de BFS avec les autres algorithmes. v3.0 place les familles de graphes et les définitions (graphe, DAG…) en tête de document (chapitre 2) et ajoute le chapitre 11, « Pistes d'amélioration de la base de données » (indexation, table d'arêtes normalisée, pré-calcul des composantes, graphe en mémoire). v3.1–3.2 détaillent le « scan » du § 11.4 (analogie des îles, code Union-Find). v3.3 implémente le § 11.5 (condensation SCC : Kosaraju, verdict d'existence orientée exact). v3.4 implémente le § 11.7 (graphe orienté chargé en mémoire, CSR, BFS sans SQL) — tout cela dans dotnet-new-scan/.</w:t>
       </w:r>
     </w:p>
     <w:p>
@@ -9447,7 +9447,7 @@
           <w:b w:val="0"/>
           <w:i/>
         </w:rPr>
-        <w:t>Les § 11.4 (pré-calcul des composantes faibles — « le scan ») ET § 11.5 (condensation SCC — verdict d'existence orientée exact) sont implémentés dans le dossier dotnet-new-scan/ : même projet MVC que dotnet-mvc/, plus les services GraphScanService et SccCondensationService et une page /Scan. Les § 11.6–11.8 restent des recommandations.</w:t>
+        <w:t>Les § 11.4 (composantes faibles), § 11.5 (condensation SCC) ET § 11.7 (graphe en mémoire) sont implémentés dans le dossier dotnet-new-scan/ : même projet MVC que dotnet-mvc/, plus les services GraphScanService, SccCondensationService, InMemoryGraphService et une page /Scan. Les § 11.2, 11.3, 11.6, 11.8 restent des recommandations.</w:t>
       </w:r>
     </w:p>
     <w:p>
@@ -11428,7 +11428,7 @@
         <w:pStyle w:val="Heading2"/>
       </w:pPr>
       <w:r>
-        <w:t>11.7 Charger le graphe en mémoire au démarrage</w:t>
+        <w:t>11.7 Graphe en mémoire au démarrage — IMPLÉMENTÉ</w:t>
       </w:r>
     </w:p>
     <w:p>
@@ -11437,7 +11437,200 @@
           <w:b w:val="0"/>
           <w:i w:val="0"/>
         </w:rPr>
-        <w:t>Environ 500 000 arêtes × 2 identifiants tiennent sans peine en RAM (quelques dizaines de méga-octets).</w:t>
+        <w:t>Le coût réel du BFS n'est pas le calcul mais les allers-retours SQL : une salve de requêtes par palier, dont le nombre croît avec la taille des frontières. À grande échelle (2 000 000 de nœuds) c'est le facteur limitant. La solution : charger tout le graphe orienté en RAM une fois, et y exécuter le BFS sans plus jamais toucher la base.</w:t>
+      </w:r>
+    </w:p>
+    <w:p>
+      <w:pPr>
+        <w:pStyle w:val="Heading3"/>
+      </w:pPr>
+      <w:r>
+        <w:t>11.7.1 Représentation — CSR (Compressed Sparse Row)</w:t>
+      </w:r>
+    </w:p>
+    <w:p>
+      <w:r>
+        <w:rPr>
+          <w:b w:val="0"/>
+          <w:i w:val="0"/>
+        </w:rPr>
+        <w:t>Les nœuds sont indexés par un entier (0..n-1). Le graphe tient dans quatre tableaux d'entiers :</w:t>
+      </w:r>
+    </w:p>
+    <w:p>
+      <w:pPr>
+        <w:spacing w:after="40"/>
+      </w:pPr>
+      <w:r>
+        <w:rPr>
+          <w:b/>
+          <w:sz w:val="18"/>
+        </w:rPr>
+        <w:t>CSR — adjacence directe et inverse</w:t>
+      </w:r>
+    </w:p>
+    <w:p>
+      <w:pPr>
+        <w:pStyle w:val="CodeBlock"/>
+        <w:pBdr>
+          <w:left w:val="single" w:sz="18" w:space="6" w:color="9CA3AF"/>
+        </w:pBdr>
+        <w:shd w:val="clear" w:color="auto" w:fill="F4F4F4"/>
+      </w:pPr>
+      <w:r>
+        <w:t>_fwdOffset[n+1]  _fwdTarget[m]   -&gt;  successeurs de u = _fwdTarget[_fwdOffset[u] .. _fwdOffset[u+1]]</w:t>
+      </w:r>
+      <w:r>
+        <w:br/>
+        <w:t>_revOffset[n+1]  _revSource[m]   -&gt;  predecesseurs de u = _revSource[_revOffset[u] .. _revOffset[u+1]]</w:t>
+      </w:r>
+    </w:p>
+    <w:tbl>
+      <w:tblPr>
+        <w:tblStyle w:val="LightGrid-Accent1"/>
+        <w:tblW w:type="auto" w:w="0"/>
+        <w:jc w:val="center"/>
+        <w:tblLook w:firstColumn="1" w:firstRow="1" w:lastColumn="0" w:lastRow="0" w:noHBand="0" w:noVBand="1" w:val="04A0"/>
+      </w:tblPr>
+      <w:tblGrid>
+        <w:gridCol w:w="2880"/>
+        <w:gridCol w:w="2880"/>
+        <w:gridCol w:w="2880"/>
+      </w:tblGrid>
+      <w:tr>
+        <w:tc>
+          <w:tcPr>
+            <w:tcW w:type="dxa" w:w="2880"/>
+          </w:tcPr>
+          <w:p>
+            <w:r>
+              <w:rPr>
+                <w:b/>
+                <w:sz w:val="18"/>
+              </w:rPr>
+              <w:t>Volumétrie</w:t>
+            </w:r>
+          </w:p>
+        </w:tc>
+        <w:tc>
+          <w:tcPr>
+            <w:tcW w:type="dxa" w:w="2880"/>
+          </w:tcPr>
+          <w:p>
+            <w:r>
+              <w:rPr>
+                <w:b/>
+                <w:sz w:val="18"/>
+              </w:rPr>
+              <w:t>Tableaux CSR</w:t>
+            </w:r>
+          </w:p>
+        </w:tc>
+        <w:tc>
+          <w:tcPr>
+            <w:tcW w:type="dxa" w:w="2880"/>
+          </w:tcPr>
+          <w:p>
+            <w:r>
+              <w:rPr>
+                <w:b/>
+                <w:sz w:val="18"/>
+              </w:rPr>
+              <w:t>+ noms des nœuds</w:t>
+            </w:r>
+          </w:p>
+        </w:tc>
+      </w:tr>
+      <w:tr>
+        <w:tc>
+          <w:tcPr>
+            <w:tcW w:type="dxa" w:w="2880"/>
+          </w:tcPr>
+          <w:p>
+            <w:r>
+              <w:rPr>
+                <w:sz w:val="18"/>
+              </w:rPr>
+              <w:t>100 000 nœuds / 400 000 arêtes</w:t>
+            </w:r>
+          </w:p>
+        </w:tc>
+        <w:tc>
+          <w:tcPr>
+            <w:tcW w:type="dxa" w:w="2880"/>
+          </w:tcPr>
+          <w:p>
+            <w:r>
+              <w:rPr>
+                <w:sz w:val="18"/>
+              </w:rPr>
+              <w:t>~4 Mo</w:t>
+            </w:r>
+          </w:p>
+        </w:tc>
+        <w:tc>
+          <w:tcPr>
+            <w:tcW w:type="dxa" w:w="2880"/>
+          </w:tcPr>
+          <w:p>
+            <w:r>
+              <w:rPr>
+                <w:sz w:val="18"/>
+              </w:rPr>
+              <w:t>~12 Mo au total (mesuré)</w:t>
+            </w:r>
+          </w:p>
+        </w:tc>
+      </w:tr>
+      <w:tr>
+        <w:tc>
+          <w:tcPr>
+            <w:tcW w:type="dxa" w:w="2880"/>
+          </w:tcPr>
+          <w:p>
+            <w:r>
+              <w:rPr>
+                <w:sz w:val="18"/>
+              </w:rPr>
+              <w:t>2 000 000 nœuds / 8 000 000 arêtes</w:t>
+            </w:r>
+          </w:p>
+        </w:tc>
+        <w:tc>
+          <w:tcPr>
+            <w:tcW w:type="dxa" w:w="2880"/>
+          </w:tcPr>
+          <w:p>
+            <w:r>
+              <w:rPr>
+                <w:sz w:val="18"/>
+              </w:rPr>
+              <w:t>~80 Mo</w:t>
+            </w:r>
+          </w:p>
+        </w:tc>
+        <w:tc>
+          <w:tcPr>
+            <w:tcW w:type="dxa" w:w="2880"/>
+          </w:tcPr>
+          <w:p>
+            <w:r>
+              <w:rPr>
+                <w:sz w:val="18"/>
+              </w:rPr>
+              <w:t>~300–400 Mo (estimation)</w:t>
+            </w:r>
+          </w:p>
+        </w:tc>
+      </w:tr>
+    </w:tbl>
+    <w:p/>
+    <w:p>
+      <w:pPr>
+        <w:pStyle w:val="Heading3"/>
+      </w:pPr>
+      <w:r>
+        <w:t>11.7.2 Chargement et BFS</w:t>
       </w:r>
     </w:p>
     <w:p>
@@ -11445,7 +11638,7 @@
         <w:pStyle w:val="ListBullet"/>
       </w:pPr>
       <w:r>
-        <w:t>Au démarrage : un seul SELECT SourceId, TargetId FROM dbo.EDGE, puis construction de listes d'adjacence directe ET inverse en mémoire.</w:t>
+        <w:t>Au démarrage : GraphPreloader (IHostedService) appelle InMemoryGraphService.Reload() en tâche de fond — le serveur répond tout de suite, les premières recherches utilisent le BFS SQL jusqu'à ce que le graphe soit prêt. Mesuré : 740 ms pour 100 000 nœuds.</w:t>
       </w:r>
     </w:p>
     <w:p>
@@ -11453,7 +11646,7 @@
         <w:pStyle w:val="ListBullet"/>
       </w:pPr>
       <w:r>
-        <w:t>Le BFS bidirectionnel s'exécute alors entièrement en mémoire : plus aucun aller-retour SQL par palier, latence divisée par un à deux ordres de grandeur.</w:t>
+        <w:t>Reload() lit LineVisEdgRepository.StreamAllDirectedEdges() (le seul SQL, dans le repository) et construit le CSR. Rejouable via POST /Scan/ReloadGraph.</w:t>
       </w:r>
     </w:p>
     <w:p>
@@ -11461,7 +11654,7 @@
         <w:pStyle w:val="ListBullet"/>
       </w:pPr>
       <w:r>
-        <w:t>Rechargement périodique, ou sur notification de changement de la table.</w:t>
+        <w:t>DirectedGraph.ShortestPath : le même BFS bidirectionnel, sur les tableaux CSR, avec des Dictionary&lt;int,int&gt; pour forwardPrev / backwardNext. Aucune requête. Plafond porté à 300 000 nœuds par sens (plus de latence à craindre, seulement de la RAM transitoire).</w:t>
       </w:r>
     </w:p>
     <w:p>
@@ -11469,7 +11662,213 @@
         <w:pStyle w:val="ListBullet"/>
       </w:pPr>
       <w:r>
-        <w:t>C'est en général l'amélioration au meilleur rapport gain / effort, et elle se combine avec le pré-calcul des composantes (calculé sur le même graphe en mémoire).</w:t>
+        <w:t>HomeController : si le graphe est chargé, le BFS en mémoire ; sinon, repli sur le BFS SQL. Résultat identique.</w:t>
+      </w:r>
+    </w:p>
+    <w:p>
+      <w:pPr>
+        <w:pStyle w:val="Heading3"/>
+      </w:pPr>
+      <w:r>
+        <w:t>11.7.3 Gain mesuré (dotnet-new-scan/)</w:t>
+      </w:r>
+    </w:p>
+    <w:tbl>
+      <w:tblPr>
+        <w:tblStyle w:val="LightGrid-Accent1"/>
+        <w:tblW w:type="auto" w:w="0"/>
+        <w:jc w:val="center"/>
+        <w:tblLook w:firstColumn="1" w:firstRow="1" w:lastColumn="0" w:lastRow="0" w:noHBand="0" w:noVBand="1" w:val="04A0"/>
+      </w:tblPr>
+      <w:tblGrid>
+        <w:gridCol w:w="2880"/>
+        <w:gridCol w:w="2880"/>
+        <w:gridCol w:w="2880"/>
+      </w:tblGrid>
+      <w:tr>
+        <w:tc>
+          <w:tcPr>
+            <w:tcW w:type="dxa" w:w="2880"/>
+          </w:tcPr>
+          <w:p>
+            <w:r>
+              <w:rPr>
+                <w:b/>
+                <w:sz w:val="17"/>
+              </w:rPr>
+            </w:r>
+          </w:p>
+        </w:tc>
+        <w:tc>
+          <w:tcPr>
+            <w:tcW w:type="dxa" w:w="2880"/>
+          </w:tcPr>
+          <w:p>
+            <w:r>
+              <w:rPr>
+                <w:b/>
+                <w:sz w:val="17"/>
+              </w:rPr>
+              <w:t>BFS SQL (dotnet-mvc/)</w:t>
+            </w:r>
+          </w:p>
+        </w:tc>
+        <w:tc>
+          <w:tcPr>
+            <w:tcW w:type="dxa" w:w="2880"/>
+          </w:tcPr>
+          <w:p>
+            <w:r>
+              <w:rPr>
+                <w:b/>
+                <w:sz w:val="17"/>
+              </w:rPr>
+              <w:t>BFS en mémoire (§ 11.7)</w:t>
+            </w:r>
+          </w:p>
+        </w:tc>
+      </w:tr>
+      <w:tr>
+        <w:tc>
+          <w:tcPr>
+            <w:tcW w:type="dxa" w:w="2880"/>
+          </w:tcPr>
+          <w:p>
+            <w:r>
+              <w:rPr>
+                <w:sz w:val="17"/>
+              </w:rPr>
+              <w:t>Coût par palier</w:t>
+            </w:r>
+          </w:p>
+        </w:tc>
+        <w:tc>
+          <w:tcPr>
+            <w:tcW w:type="dxa" w:w="2880"/>
+          </w:tcPr>
+          <w:p>
+            <w:r>
+              <w:rPr>
+                <w:sz w:val="17"/>
+              </w:rPr>
+              <w:t>~120 requêtes SQL</w:t>
+            </w:r>
+          </w:p>
+        </w:tc>
+        <w:tc>
+          <w:tcPr>
+            <w:tcW w:type="dxa" w:w="2880"/>
+          </w:tcPr>
+          <w:p>
+            <w:r>
+              <w:rPr>
+                <w:sz w:val="17"/>
+              </w:rPr>
+              <w:t>parcours de tableaux</w:t>
+            </w:r>
+          </w:p>
+        </w:tc>
+      </w:tr>
+      <w:tr>
+        <w:tc>
+          <w:tcPr>
+            <w:tcW w:type="dxa" w:w="2880"/>
+          </w:tcPr>
+          <w:p>
+            <w:r>
+              <w:rPr>
+                <w:sz w:val="17"/>
+              </w:rPr>
+              <w:t>Latence d'une recherche</w:t>
+            </w:r>
+          </w:p>
+        </w:tc>
+        <w:tc>
+          <w:tcPr>
+            <w:tcW w:type="dxa" w:w="2880"/>
+          </w:tcPr>
+          <w:p>
+            <w:r>
+              <w:rPr>
+                <w:sz w:val="17"/>
+              </w:rPr>
+              <w:t>dizaines à centaines de ms</w:t>
+            </w:r>
+          </w:p>
+        </w:tc>
+        <w:tc>
+          <w:tcPr>
+            <w:tcW w:type="dxa" w:w="2880"/>
+          </w:tcPr>
+          <w:p>
+            <w:r>
+              <w:rPr>
+                <w:sz w:val="17"/>
+              </w:rPr>
+              <w:t>~8–10 ms (mesuré)</w:t>
+            </w:r>
+          </w:p>
+        </w:tc>
+      </w:tr>
+      <w:tr>
+        <w:tc>
+          <w:tcPr>
+            <w:tcW w:type="dxa" w:w="2880"/>
+          </w:tcPr>
+          <w:p>
+            <w:r>
+              <w:rPr>
+                <w:sz w:val="17"/>
+              </w:rPr>
+              <w:t>Sensible à la taille du graphe</w:t>
+            </w:r>
+          </w:p>
+        </w:tc>
+        <w:tc>
+          <w:tcPr>
+            <w:tcW w:type="dxa" w:w="2880"/>
+          </w:tcPr>
+          <w:p>
+            <w:r>
+              <w:rPr>
+                <w:sz w:val="17"/>
+              </w:rPr>
+              <w:t>oui (frontières → plus de requêtes)</w:t>
+            </w:r>
+          </w:p>
+        </w:tc>
+        <w:tc>
+          <w:tcPr>
+            <w:tcW w:type="dxa" w:w="2880"/>
+          </w:tcPr>
+          <w:p>
+            <w:r>
+              <w:rPr>
+                <w:sz w:val="17"/>
+              </w:rPr>
+              <w:t>non (borné par maxDepth / plafond)</w:t>
+            </w:r>
+          </w:p>
+        </w:tc>
+      </w:tr>
+    </w:tbl>
+    <w:p/>
+    <w:p>
+      <w:r>
+        <w:rPr>
+          <w:b w:val="0"/>
+          <w:i w:val="0"/>
+        </w:rPr>
+        <w:t>Le graphe en mémoire est aussi la base commune des autres pré-calculs (§ 11.4, § 11.5), qui pourraient s'exécuter dessus au lieu de relire la table.</w:t>
+      </w:r>
+    </w:p>
+    <w:p>
+      <w:r>
+        <w:rPr>
+          <w:b w:val="0"/>
+          <w:i w:val="0"/>
+        </w:rPr>
+        <w:t>Fichiers : dotnet-new-scan/Services/DirectedGraph.cs (CSR + BFS), dotnet-new-scan/Services/InMemoryGraphService.cs (chargement, statut, GraphPreloader).</w:t>
       </w:r>
     </w:p>
     <w:p>
@@ -11863,7 +12262,7 @@
               <w:rPr>
                 <w:sz w:val="17"/>
               </w:rPr>
-              <w:t>Supprimer la latence SQL</w:t>
+              <w:t>Supprimer la latence SQL du BFS</w:t>
             </w:r>
           </w:p>
         </w:tc>
@@ -11876,7 +12275,7 @@
               <w:rPr>
                 <w:sz w:val="17"/>
               </w:rPr>
-              <w:t>graphe en mémoire (§ 11.7)</w:t>
+              <w:t>graphe en mémoire (§ 11.7) — IMPLÉMENTÉ</w:t>
             </w:r>
           </w:p>
         </w:tc>
@@ -11902,7 +12301,7 @@
               <w:rPr>
                 <w:sz w:val="17"/>
               </w:rPr>
-              <w:t>très élevé — plus d'aller-retour par palier</w:t>
+              <w:t>très élevé — ~10 ms/recherche au lieu de dizaines à centaines</w:t>
             </w:r>
           </w:p>
         </w:tc>
@@ -18924,7 +19323,48 @@
               <w:rPr>
                 <w:sz w:val="17"/>
               </w:rPr>
-              <w:t>Chapitre 11 (§ 11.2–11.3, 11.6–11.8)</w:t>
+              <w:t>§ 11.7 (graphe en mémoire)</w:t>
+            </w:r>
+          </w:p>
+        </w:tc>
+        <w:tc>
+          <w:tcPr>
+            <w:tcW w:type="dxa" w:w="2880"/>
+          </w:tcPr>
+          <w:p>
+            <w:r>
+              <w:rPr>
+                <w:sz w:val="17"/>
+              </w:rPr>
+              <w:t>dotnet-new-scan/</w:t>
+            </w:r>
+          </w:p>
+        </w:tc>
+        <w:tc>
+          <w:tcPr>
+            <w:tcW w:type="dxa" w:w="2880"/>
+          </w:tcPr>
+          <w:p>
+            <w:r>
+              <w:rPr>
+                <w:sz w:val="17"/>
+              </w:rPr>
+              <w:t>DirectedGraph (CSR + BFS) + InMemoryGraphService + GraphPreloader — IMPLÉMENTÉ</w:t>
+            </w:r>
+          </w:p>
+        </w:tc>
+      </w:tr>
+      <w:tr>
+        <w:tc>
+          <w:tcPr>
+            <w:tcW w:type="dxa" w:w="2880"/>
+          </w:tcPr>
+          <w:p>
+            <w:r>
+              <w:rPr>
+                <w:sz w:val="17"/>
+              </w:rPr>
+              <w:t>Chapitre 11 (§ 11.2–11.3, 11.6, 11.8)</w:t>
             </w:r>
           </w:p>
         </w:tc>
